--- a/registry/jobs/2026-09-23_070849_nextip_senior-php-backend-developer/application/CV_ValentinNikolaev_nextip_SENIORPHPBACKENDDEVELOPER.docx
+++ b/registry/jobs/2026-09-23_070849_nextip_senior-php-backend-developer/application/CV_ValentinNikolaev_nextip_SENIORPHPBACKENDDEVELOPER.docx
@@ -36,10 +36,26 @@
           <w:szCs w:val="24"/>
           <w:rtl w:val="false"/>
         </w:rPr>
-        <w:t xml:space="preserve">SENIOR PHP BACKEND DEVELOPER
-Rome, Italy | </w:t>
-      </w:r>
-      <w:hyperlink w:history="1" r:id="rIdp9frjl3gj5jluuv1edw3c">
+        <w:t xml:space="preserve">Senior PHP Backend Developer</w:t>
+      </w:r>
+    </w:p>
+    <w:p>
+      <w:pPr>
+        <w:bidi w:val="false"/>
+        <w:spacing w:after="120" w:before="120" w:line="259.20000000000005"/>
+        <w:jc w:val="left"/>
+      </w:pPr>
+      <w:r>
+        <w:rPr>
+          <w:rFonts w:ascii="Aptos" w:cs="Aptos" w:eastAsia="Aptos" w:hAnsi="Aptos"/>
+          <w:color w:val="000000"/>
+          <w:sz w:val="24"/>
+          <w:szCs w:val="24"/>
+          <w:rtl w:val="false"/>
+        </w:rPr>
+        <w:t xml:space="preserve">Rome, Italy | </w:t>
+      </w:r>
+      <w:hyperlink w:history="1" r:id="rIdcko4lm7lkafzhdygy7uwu">
         <w:r>
           <w:rPr>
             <w:rFonts w:ascii="Aptos" w:cs="Aptos" w:eastAsia="Aptos" w:hAnsi="Aptos"/>
@@ -60,10 +76,20 @@
           <w:szCs w:val="24"/>
           <w:rtl w:val="false"/>
         </w:rPr>
-        <w:t xml:space="preserve"> | +39 351 370 1194
+        <w:t xml:space="preserve"> | +39 351 370 1194</w:t>
+      </w:r>
+      <w:r>
+        <w:rPr>
+          <w:rFonts w:ascii="Aptos" w:cs="Aptos" w:eastAsia="Aptos" w:hAnsi="Aptos"/>
+          <w:color w:val="000000"/>
+          <w:sz w:val="24"/>
+          <w:szCs w:val="24"/>
+          <w:rtl w:val="false"/>
+        </w:rPr>
+        <w:t xml:space="preserve">
 </w:t>
       </w:r>
-      <w:hyperlink w:history="1" r:id="rId-vchub2_pfoywi8phn15v">
+      <w:hyperlink w:history="1" r:id="rIddl_drwjl3id1cfroinsgx">
         <w:r>
           <w:rPr>
             <w:rFonts w:ascii="Aptos" w:cs="Aptos" w:eastAsia="Aptos" w:hAnsi="Aptos"/>
@@ -86,7 +112,7 @@
         </w:rPr>
         <w:t xml:space="preserve"> | </w:t>
       </w:r>
-      <w:hyperlink w:history="1" r:id="rIdlhq1j2ohhnwyyfsasadyr">
+      <w:hyperlink w:history="1" r:id="rIdwfare5w5b5xlc3sxl2vju">
         <w:r>
           <w:rPr>
             <w:rFonts w:ascii="Aptos" w:cs="Aptos" w:eastAsia="Aptos" w:hAnsi="Aptos"/>
@@ -134,58 +160,7 @@
           <w:szCs w:val="24"/>
           <w:rtl w:val="false"/>
         </w:rPr>
-        <w:t xml:space="preserve">At airSlate, I improved service stability during high-traffic periods. [database-reliability]</w:t>
-      </w:r>
-    </w:p>
-    <w:p>
-      <w:pPr>
-        <w:bidi w:val="false"/>
-        <w:spacing w:after="120" w:before="120" w:line="259.20000000000005"/>
-        <w:jc w:val="left"/>
-      </w:pPr>
-      <w:r>
-        <w:rPr>
-          <w:rFonts w:ascii="Aptos" w:cs="Aptos" w:eastAsia="Aptos" w:hAnsi="Aptos"/>
-          <w:color w:val="000000"/>
-          <w:sz w:val="24"/>
-          <w:szCs w:val="24"/>
-          <w:rtl w:val="false"/>
-        </w:rPr>
-        <w:t xml:space="preserve">At Hyprr, I defined the technology roadmap with the CTO. [cv-hyprr]</w:t>
-      </w:r>
-    </w:p>
-    <w:p>
-      <w:pPr>
-        <w:bidi w:val="false"/>
-        <w:spacing w:after="120" w:before="120" w:line="259.20000000000005"/>
-        <w:jc w:val="left"/>
-      </w:pPr>
-      <w:r>
-        <w:rPr>
-          <w:rFonts w:ascii="Aptos" w:cs="Aptos" w:eastAsia="Aptos" w:hAnsi="Aptos"/>
-          <w:color w:val="000000"/>
-          <w:sz w:val="24"/>
-          <w:szCs w:val="24"/>
-          <w:rtl w:val="false"/>
-        </w:rPr>
-        <w:t xml:space="preserve">Backend engineer with 15+ years of experience building and improving production systems across PHP and Go. I bring documented Laravel, MySQL, API, reliability, and communication-platform experience to a senior PHP backend role serving a CRM/contact-center product. My work has included product roadmaps, production delivery, database stability, and collaboration with product and engineering partners. I do not claim WebSocket, Linux, or Nginx experience because the supplied records do not verify them.</w:t>
-      </w:r>
-    </w:p>
-    <w:p>
-      <w:pPr>
-        <w:bidi w:val="false"/>
-        <w:spacing w:after="120" w:before="120" w:line="259.20000000000005"/>
-        <w:jc w:val="left"/>
-      </w:pPr>
-      <w:r>
-        <w:rPr>
-          <w:rFonts w:ascii="Aptos" w:cs="Aptos" w:eastAsia="Aptos" w:hAnsi="Aptos"/>
-          <w:color w:val="000000"/>
-          <w:sz w:val="24"/>
-          <w:szCs w:val="24"/>
-          <w:rtl w:val="false"/>
-        </w:rPr>
-        <w:t xml:space="preserve">My approach is to make backend systems easier to operate and evolve: clarify service responsibilities, address bottlenecks with evidence, and communicate technical trade-offs with the people shaping the product. This positioning reflects documented production and roadmap work, rather than a claim of experience with every technology named in the vacancy. I am prepared to discuss transferable design thinking and to be transparent about areas that need confirmation.</w:t>
+        <w:t xml:space="preserve">Senior backend engineer experienced in PHP/Laravel product development, REST APIs, relational databases, integrations, cloud delivery, and production reliability. Combines hands-on implementation with technical leadership, including defining a technology roadmap with a CTO, taking a product from prototype to closed beta, and leading five backend engineers. Recent work spans database stability, Kubernetes delivery, and customer-support integrations, providing relevant foundations for a communication-focused backend product.</w:t>
       </w:r>
     </w:p>
     <w:p>
@@ -222,7 +197,7 @@
           <w:szCs w:val="24"/>
           <w:rtl w:val="false"/>
         </w:rPr>
-        <w:t xml:space="preserve">PHP; Laravel; Symfony; Go; MySQL; PostgreSQL; RabbitMQ; AWS; Kubernetes; REST APIs; microservices; CI/CD; GitHub Actions; Helm; ArgoCD; monitoring.</w:t>
+        <w:t xml:space="preserve">PHP; Laravel; Symfony; Go; MySQL; PostgreSQL; SQL; REST APIs; Microservices; AWS; Kubernetes; CI/CD; GitHub Actions; ArgoCD; Helm; RabbitMQ</w:t>
       </w:r>
     </w:p>
     <w:p>
@@ -252,16 +227,16 @@
         <w:bidi w:val="false"/>
         <w:spacing w:after="120" w:before="240"/>
       </w:pPr>
-      <w:bookmarkStart w:name="_Toc_Simplelife_Software_Developer_November_2_5" w:id="1"/>
-      <w:r>
-        <w:rPr>
-          <w:rFonts w:ascii="Aptos" w:cs="Aptos" w:eastAsia="Aptos" w:hAnsi="Aptos"/>
-          <w:color w:val="000000"/>
-          <w:sz w:val="24"/>
-          <w:szCs w:val="24"/>
-          <w:rtl w:val="false"/>
-        </w:rPr>
-        <w:t xml:space="preserve">Simple.life — Software Developer | November 2023 – July 2026</w:t>
+      <w:bookmarkStart w:name="_Toc_Simplelife_Software_Developer_5" w:id="1"/>
+      <w:r>
+        <w:rPr>
+          <w:rFonts w:ascii="Aptos" w:cs="Aptos" w:eastAsia="Aptos" w:hAnsi="Aptos"/>
+          <w:color w:val="000000"/>
+          <w:sz w:val="24"/>
+          <w:szCs w:val="24"/>
+          <w:rtl w:val="false"/>
+        </w:rPr>
+        <w:t xml:space="preserve">Simple.life — Software Developer</w:t>
       </w:r>
       <w:bookmarkEnd w:id="1"/>
     </w:p>
@@ -279,7 +254,24 @@
           <w:szCs w:val="24"/>
           <w:rtl w:val="false"/>
         </w:rPr>
-        <w:t xml:space="preserve">Built backend support-automation capabilities for a communication-heavy environment, with the confirmed employment period shown here.</w:t>
+        <w:t xml:space="preserve">November 2023 – July 2026</w:t>
+      </w:r>
+    </w:p>
+    <w:p>
+      <w:pPr>
+        <w:bidi w:val="false"/>
+        <w:spacing w:after="120" w:before="120" w:line="259.20000000000005"/>
+        <w:jc w:val="left"/>
+      </w:pPr>
+      <w:r>
+        <w:rPr>
+          <w:rFonts w:ascii="Aptos" w:cs="Aptos" w:eastAsia="Aptos" w:hAnsi="Aptos"/>
+          <w:color w:val="000000"/>
+          <w:sz w:val="24"/>
+          <w:szCs w:val="24"/>
+          <w:rtl w:val="false"/>
+        </w:rPr>
+        <w:t xml:space="preserve">Digital health product company with production automation connecting customer-support tools and internal services.</w:t>
       </w:r>
     </w:p>
     <w:p>
@@ -300,7 +292,7 @@
           <w:szCs w:val="24"/>
           <w:rtl w:val="false"/>
         </w:rPr>
-        <w:t xml:space="preserve">Designed and owned a support automation platform connecting Zendesk, Intercom, and internal services. [support-platform]</w:t>
+        <w:t xml:space="preserve">Designed and owned a Go-based support automation platform connecting Zendesk, Intercom, and internal services.</w:t>
       </w:r>
     </w:p>
     <w:p>
@@ -321,7 +313,78 @@
           <w:szCs w:val="24"/>
           <w:rtl w:val="false"/>
         </w:rPr>
-        <w:t xml:space="preserve">Integrated auto-triage flows, automating or deflecting up to 30% of inbound tickets. [support-triage]</w:t>
+        <w:t xml:space="preserve">Integrated OpenAI-powered auto-triage flows that automated or deflected up to 30% of inbound tickets.</w:t>
+      </w:r>
+    </w:p>
+    <w:p>
+      <w:pPr>
+        <w:bidi w:val="false"/>
+        <w:spacing w:after="120" w:before="120" w:line="259.20000000000005"/>
+        <w:jc w:val="left"/>
+      </w:pPr>
+      <w:r>
+        <w:rPr>
+          <w:rFonts w:ascii="Aptos" w:cs="Aptos" w:eastAsia="Aptos" w:hAnsi="Aptos"/>
+          <w:color w:val="000000"/>
+          <w:sz w:val="24"/>
+          <w:szCs w:val="24"/>
+          <w:rtl w:val="false"/>
+        </w:rPr>
+        <w:t xml:space="preserve">Technologies: Go, OpenAI APIs, Zendesk, Intercom</w:t>
+      </w:r>
+    </w:p>
+    <w:p>
+      <w:pPr>
+        <w:pStyle w:val="3"/>
+        <w:pStyle w:val="Heading3"/>
+        <w:bidi w:val="false"/>
+        <w:spacing w:after="120" w:before="240"/>
+      </w:pPr>
+      <w:bookmarkStart w:name="_Toc_airSlate_Software_Developer_6" w:id="1"/>
+      <w:r>
+        <w:rPr>
+          <w:rFonts w:ascii="Aptos" w:cs="Aptos" w:eastAsia="Aptos" w:hAnsi="Aptos"/>
+          <w:color w:val="000000"/>
+          <w:sz w:val="24"/>
+          <w:szCs w:val="24"/>
+          <w:rtl w:val="false"/>
+        </w:rPr>
+        <w:t xml:space="preserve">airSlate — Software Developer</w:t>
+      </w:r>
+      <w:bookmarkEnd w:id="1"/>
+    </w:p>
+    <w:p>
+      <w:pPr>
+        <w:bidi w:val="false"/>
+        <w:spacing w:after="120" w:before="120" w:line="259.20000000000005"/>
+        <w:jc w:val="left"/>
+      </w:pPr>
+      <w:r>
+        <w:rPr>
+          <w:rFonts w:ascii="Aptos" w:cs="Aptos" w:eastAsia="Aptos" w:hAnsi="Aptos"/>
+          <w:color w:val="000000"/>
+          <w:sz w:val="24"/>
+          <w:szCs w:val="24"/>
+          <w:rtl w:val="false"/>
+        </w:rPr>
+        <w:t xml:space="preserve">February 2021 – August 2023</w:t>
+      </w:r>
+    </w:p>
+    <w:p>
+      <w:pPr>
+        <w:bidi w:val="false"/>
+        <w:spacing w:after="120" w:before="120" w:line="259.20000000000005"/>
+        <w:jc w:val="left"/>
+      </w:pPr>
+      <w:r>
+        <w:rPr>
+          <w:rFonts w:ascii="Aptos" w:cs="Aptos" w:eastAsia="Aptos" w:hAnsi="Aptos"/>
+          <w:color w:val="000000"/>
+          <w:sz w:val="24"/>
+          <w:szCs w:val="24"/>
+          <w:rtl w:val="false"/>
+        </w:rPr>
+        <w:t xml:space="preserve">Global SaaS platform for document automation, workflow management, and electronic signatures.</w:t>
       </w:r>
     </w:p>
     <w:p>
@@ -342,78 +405,7 @@
           <w:szCs w:val="24"/>
           <w:rtl w:val="false"/>
         </w:rPr>
-        <w:t xml:space="preserve">Worked on a backend platform that connected external support tools with internal services. [support-platform]</w:t>
-      </w:r>
-    </w:p>
-    <w:p>
-      <w:pPr>
-        <w:bidi w:val="false"/>
-        <w:spacing w:after="120" w:before="120" w:line="259.20000000000005"/>
-        <w:jc w:val="left"/>
-      </w:pPr>
-      <w:r>
-        <w:rPr>
-          <w:rFonts w:ascii="Aptos" w:cs="Aptos" w:eastAsia="Aptos" w:hAnsi="Aptos"/>
-          <w:color w:val="000000"/>
-          <w:sz w:val="24"/>
-          <w:szCs w:val="24"/>
-          <w:rtl w:val="false"/>
-        </w:rPr>
-        <w:t xml:space="preserve">Technologies: Zendesk; Intercom.</w:t>
-      </w:r>
-    </w:p>
-    <w:p>
-      <w:pPr>
-        <w:pStyle w:val="3"/>
-        <w:pStyle w:val="Heading3"/>
-        <w:bidi w:val="false"/>
-        <w:spacing w:after="120" w:before="240"/>
-      </w:pPr>
-      <w:bookmarkStart w:name="_Toc_airSlate_Software_Developer_February_202_6" w:id="1"/>
-      <w:r>
-        <w:rPr>
-          <w:rFonts w:ascii="Aptos" w:cs="Aptos" w:eastAsia="Aptos" w:hAnsi="Aptos"/>
-          <w:color w:val="000000"/>
-          <w:sz w:val="24"/>
-          <w:szCs w:val="24"/>
-          <w:rtl w:val="false"/>
-        </w:rPr>
-        <w:t xml:space="preserve">airSlate — Software Developer | February 2021 – August 2023</w:t>
-      </w:r>
-      <w:bookmarkEnd w:id="1"/>
-    </w:p>
-    <w:p>
-      <w:pPr>
-        <w:bidi w:val="false"/>
-        <w:spacing w:after="120" w:before="120" w:line="259.20000000000005"/>
-        <w:jc w:val="left"/>
-      </w:pPr>
-      <w:r>
-        <w:rPr>
-          <w:rFonts w:ascii="Aptos" w:cs="Aptos" w:eastAsia="Aptos" w:hAnsi="Aptos"/>
-          <w:color w:val="000000"/>
-          <w:sz w:val="24"/>
-          <w:szCs w:val="24"/>
-          <w:rtl w:val="false"/>
-        </w:rPr>
-        <w:t xml:space="preserve">Contributed to SaaS backend services where dependable delivery, database behavior, and deployment readiness were central concerns.</w:t>
-      </w:r>
-    </w:p>
-    <w:p>
-      <w:pPr>
-        <w:bidi w:val="false"/>
-        <w:spacing w:after="120" w:before="120" w:line="259.20000000000005"/>
-        <w:jc w:val="left"/>
-      </w:pPr>
-      <w:r>
-        <w:rPr>
-          <w:rFonts w:ascii="Aptos" w:cs="Aptos" w:eastAsia="Aptos" w:hAnsi="Aptos"/>
-          <w:color w:val="000000"/>
-          <w:sz w:val="24"/>
-          <w:szCs w:val="24"/>
-          <w:rtl w:val="false"/>
-        </w:rPr>
-        <w:t xml:space="preserve">The experience is particularly relevant where a product depends on predictable backend behavior under demand, careful rollout practices, and practical collaboration across engineering functions.</w:t>
+        <w:t xml:space="preserve">Reduced peak load on the main database by removing bottlenecks and redistributing workload, improving service stability during high-traffic periods.</w:t>
       </w:r>
     </w:p>
     <w:p>
@@ -434,7 +426,78 @@
           <w:szCs w:val="24"/>
           <w:rtl w:val="false"/>
         </w:rPr>
-        <w:t xml:space="preserve">Reduced peak load on the main database by removing bottlenecks and redistributing workload, improving service stability during high-traffic periods. [database-reliability]</w:t>
+        <w:t xml:space="preserve">Migrated services from ECS to Kubernetes and prepared the deployment stack with Helm, GitHub Actions, and ArgoCD.</w:t>
+      </w:r>
+    </w:p>
+    <w:p>
+      <w:pPr>
+        <w:bidi w:val="false"/>
+        <w:spacing w:after="120" w:before="120" w:line="259.20000000000005"/>
+        <w:jc w:val="left"/>
+      </w:pPr>
+      <w:r>
+        <w:rPr>
+          <w:rFonts w:ascii="Aptos" w:cs="Aptos" w:eastAsia="Aptos" w:hAnsi="Aptos"/>
+          <w:color w:val="000000"/>
+          <w:sz w:val="24"/>
+          <w:szCs w:val="24"/>
+          <w:rtl w:val="false"/>
+        </w:rPr>
+        <w:t xml:space="preserve">Technologies: PHP, Laravel, MySQL, AWS, ECS, Kubernetes, Helm, GitHub Actions, ArgoCD</w:t>
+      </w:r>
+    </w:p>
+    <w:p>
+      <w:pPr>
+        <w:pStyle w:val="3"/>
+        <w:pStyle w:val="Heading3"/>
+        <w:bidi w:val="false"/>
+        <w:spacing w:after="120" w:before="240"/>
+      </w:pPr>
+      <w:bookmarkStart w:name="_Toc_Hyprr_Technical_Lead_7" w:id="1"/>
+      <w:r>
+        <w:rPr>
+          <w:rFonts w:ascii="Aptos" w:cs="Aptos" w:eastAsia="Aptos" w:hAnsi="Aptos"/>
+          <w:color w:val="000000"/>
+          <w:sz w:val="24"/>
+          <w:szCs w:val="24"/>
+          <w:rtl w:val="false"/>
+        </w:rPr>
+        <w:t xml:space="preserve">Hyprr — Technical Lead</w:t>
+      </w:r>
+      <w:bookmarkEnd w:id="1"/>
+    </w:p>
+    <w:p>
+      <w:pPr>
+        <w:bidi w:val="false"/>
+        <w:spacing w:after="120" w:before="120" w:line="259.20000000000005"/>
+        <w:jc w:val="left"/>
+      </w:pPr>
+      <w:r>
+        <w:rPr>
+          <w:rFonts w:ascii="Aptos" w:cs="Aptos" w:eastAsia="Aptos" w:hAnsi="Aptos"/>
+          <w:color w:val="000000"/>
+          <w:sz w:val="24"/>
+          <w:szCs w:val="24"/>
+          <w:rtl w:val="false"/>
+        </w:rPr>
+        <w:t xml:space="preserve">November 2019 – January 2021</w:t>
+      </w:r>
+    </w:p>
+    <w:p>
+      <w:pPr>
+        <w:bidi w:val="false"/>
+        <w:spacing w:after="120" w:before="120" w:line="259.20000000000005"/>
+        <w:jc w:val="left"/>
+      </w:pPr>
+      <w:r>
+        <w:rPr>
+          <w:rFonts w:ascii="Aptos" w:cs="Aptos" w:eastAsia="Aptos" w:hAnsi="Aptos"/>
+          <w:color w:val="000000"/>
+          <w:sz w:val="24"/>
+          <w:szCs w:val="24"/>
+          <w:rtl w:val="false"/>
+        </w:rPr>
+        <w:t xml:space="preserve">Creator-focused digital platform developed from an early prototype into a closed beta product.</w:t>
       </w:r>
     </w:p>
     <w:p>
@@ -455,7 +518,7 @@
           <w:szCs w:val="24"/>
           <w:rtl w:val="false"/>
         </w:rPr>
-        <w:t xml:space="preserve">Migrated services from ECS to Kubernetes and prepared the runtime stack for Kubernetes deployments with Helm, GitHub Actions, and ArgoCD. [kubernetes-migration]</w:t>
+        <w:t xml:space="preserve">Brought the product from prototype to closed beta in under six months.</w:t>
       </w:r>
     </w:p>
     <w:p>
@@ -476,61 +539,7 @@
           <w:szCs w:val="24"/>
           <w:rtl w:val="false"/>
         </w:rPr>
-        <w:t xml:space="preserve">Improved service stability during high-traffic periods by removing database bottlenecks and redistributing workload. [database-reliability]</w:t>
-      </w:r>
-    </w:p>
-    <w:p>
-      <w:pPr>
-        <w:bidi w:val="false"/>
-        <w:spacing w:after="120" w:before="120" w:line="259.20000000000005"/>
-        <w:jc w:val="left"/>
-      </w:pPr>
-      <w:r>
-        <w:rPr>
-          <w:rFonts w:ascii="Aptos" w:cs="Aptos" w:eastAsia="Aptos" w:hAnsi="Aptos"/>
-          <w:color w:val="000000"/>
-          <w:sz w:val="24"/>
-          <w:szCs w:val="24"/>
-          <w:rtl w:val="false"/>
-        </w:rPr>
-        <w:t xml:space="preserve">Technologies: ECS; Kubernetes; Helm; GitHub Actions; ArgoCD.</w:t>
-      </w:r>
-    </w:p>
-    <w:p>
-      <w:pPr>
-        <w:pStyle w:val="3"/>
-        <w:pStyle w:val="Heading3"/>
-        <w:bidi w:val="false"/>
-        <w:spacing w:after="120" w:before="240"/>
-      </w:pPr>
-      <w:bookmarkStart w:name="_Toc_Hyprr_Technical_Lead_November_2019_Janua_7" w:id="1"/>
-      <w:r>
-        <w:rPr>
-          <w:rFonts w:ascii="Aptos" w:cs="Aptos" w:eastAsia="Aptos" w:hAnsi="Aptos"/>
-          <w:color w:val="000000"/>
-          <w:sz w:val="24"/>
-          <w:szCs w:val="24"/>
-          <w:rtl w:val="false"/>
-        </w:rPr>
-        <w:t xml:space="preserve">Hyprr — Technical Lead | November 2019 – January 2021</w:t>
-      </w:r>
-      <w:bookmarkEnd w:id="1"/>
-    </w:p>
-    <w:p>
-      <w:pPr>
-        <w:bidi w:val="false"/>
-        <w:spacing w:after="120" w:before="120" w:line="259.20000000000005"/>
-        <w:jc w:val="left"/>
-      </w:pPr>
-      <w:r>
-        <w:rPr>
-          <w:rFonts w:ascii="Aptos" w:cs="Aptos" w:eastAsia="Aptos" w:hAnsi="Aptos"/>
-          <w:color w:val="000000"/>
-          <w:sz w:val="24"/>
-          <w:szCs w:val="24"/>
-          <w:rtl w:val="false"/>
-        </w:rPr>
-        <w:t xml:space="preserve">Led backend-oriented product delivery while working with the CTO on the platform’s technology direction.</w:t>
+        <w:t xml:space="preserve">Defined the technology roadmap with the CTO and helped establish the core stack for product delivery.</w:t>
       </w:r>
     </w:p>
     <w:p>
@@ -551,7 +560,7 @@
           <w:szCs w:val="24"/>
           <w:rtl w:val="false"/>
         </w:rPr>
-        <w:t xml:space="preserve">Brought the product from prototype to closed beta in under 6 months. [cv-hyprr]</w:t>
+        <w:t xml:space="preserve">Influenced product development across project planning, microservice and serverless architecture, CI/CD, and reliability concerns.</w:t>
       </w:r>
     </w:p>
     <w:p>
@@ -572,24 +581,24 @@
           <w:szCs w:val="24"/>
           <w:rtl w:val="false"/>
         </w:rPr>
-        <w:t xml:space="preserve">Defined the technology roadmap with the CTO and helped establish the core stack for product delivery. [cv-hyprr]</w:t>
-      </w:r>
-    </w:p>
-    <w:p>
-      <w:pPr>
-        <w:bidi w:val="false"/>
-        <w:spacing w:after="120" w:before="120" w:line="259.20000000000005"/>
-        <w:jc w:val="left"/>
-      </w:pPr>
-      <w:r>
-        <w:rPr>
-          <w:rFonts w:ascii="Aptos" w:cs="Aptos" w:eastAsia="Aptos" w:hAnsi="Aptos"/>
-          <w:color w:val="000000"/>
-          <w:sz w:val="24"/>
-          <w:szCs w:val="24"/>
-          <w:rtl w:val="false"/>
-        </w:rPr>
-        <w:t xml:space="preserve">Technologies: PHP; Go; Laravel; MySQL; AWS; Kubernetes; Microservices; REST APIs; CI/CD.</w:t>
+        <w:t xml:space="preserve">Led backend development and contributed to the platform’s Ethereum-based digital asset components.</w:t>
+      </w:r>
+    </w:p>
+    <w:p>
+      <w:pPr>
+        <w:bidi w:val="false"/>
+        <w:spacing w:after="120" w:before="120" w:line="259.20000000000005"/>
+        <w:jc w:val="left"/>
+      </w:pPr>
+      <w:r>
+        <w:rPr>
+          <w:rFonts w:ascii="Aptos" w:cs="Aptos" w:eastAsia="Aptos" w:hAnsi="Aptos"/>
+          <w:color w:val="000000"/>
+          <w:sz w:val="24"/>
+          <w:szCs w:val="24"/>
+          <w:rtl w:val="false"/>
+        </w:rPr>
+        <w:t xml:space="preserve">Technologies: PHP, Go, Laravel, MySQL, AWS, Kubernetes, Microservices, REST APIs, CI/CD</w:t>
       </w:r>
     </w:p>
     <w:p>
@@ -599,16 +608,16 @@
         <w:bidi w:val="false"/>
         <w:spacing w:after="120" w:before="240"/>
       </w:pPr>
-      <w:bookmarkStart w:name="_Toc_PDFfiller_Software_Developer_October_201_8" w:id="1"/>
-      <w:r>
-        <w:rPr>
-          <w:rFonts w:ascii="Aptos" w:cs="Aptos" w:eastAsia="Aptos" w:hAnsi="Aptos"/>
-          <w:color w:val="000000"/>
-          <w:sz w:val="24"/>
-          <w:szCs w:val="24"/>
-          <w:rtl w:val="false"/>
-        </w:rPr>
-        <w:t xml:space="preserve">PDFfiller — Software Developer | October 2016 – November 2019</w:t>
+      <w:bookmarkStart w:name="_Toc_PDFfiller_Software_Developer_8" w:id="1"/>
+      <w:r>
+        <w:rPr>
+          <w:rFonts w:ascii="Aptos" w:cs="Aptos" w:eastAsia="Aptos" w:hAnsi="Aptos"/>
+          <w:color w:val="000000"/>
+          <w:sz w:val="24"/>
+          <w:szCs w:val="24"/>
+          <w:rtl w:val="false"/>
+        </w:rPr>
+        <w:t xml:space="preserve">PDFfiller — Software Developer</w:t>
       </w:r>
       <w:bookmarkEnd w:id="1"/>
     </w:p>
@@ -626,24 +635,24 @@
           <w:szCs w:val="24"/>
           <w:rtl w:val="false"/>
         </w:rPr>
-        <w:t xml:space="preserve">Founding member of the in-product backend team responsible for high-volume transactional and lifecycle email systems.</w:t>
-      </w:r>
-    </w:p>
-    <w:p>
-      <w:pPr>
-        <w:bidi w:val="false"/>
-        <w:spacing w:after="120" w:before="120" w:line="259.20000000000005"/>
-        <w:jc w:val="left"/>
-      </w:pPr>
-      <w:r>
-        <w:rPr>
-          <w:rFonts w:ascii="Aptos" w:cs="Aptos" w:eastAsia="Aptos" w:hAnsi="Aptos"/>
-          <w:color w:val="000000"/>
-          <w:sz w:val="24"/>
-          <w:szCs w:val="24"/>
-          <w:rtl w:val="false"/>
-        </w:rPr>
-        <w:t xml:space="preserve">This work developed experience in a communication infrastructure context where scale, delivery quality, and operational readiness were important to the product.</w:t>
+        <w:t xml:space="preserve">October 2016 – November 2019</w:t>
+      </w:r>
+    </w:p>
+    <w:p>
+      <w:pPr>
+        <w:bidi w:val="false"/>
+        <w:spacing w:after="120" w:before="120" w:line="259.20000000000005"/>
+        <w:jc w:val="left"/>
+      </w:pPr>
+      <w:r>
+        <w:rPr>
+          <w:rFonts w:ascii="Aptos" w:cs="Aptos" w:eastAsia="Aptos" w:hAnsi="Aptos"/>
+          <w:color w:val="000000"/>
+          <w:sz w:val="24"/>
+          <w:szCs w:val="24"/>
+          <w:rtl w:val="false"/>
+        </w:rPr>
+        <w:t xml:space="preserve">Document-management SaaS product with a high-volume transactional email platform serving production communication workflows.</w:t>
       </w:r>
     </w:p>
     <w:p>
@@ -664,7 +673,7 @@
           <w:szCs w:val="24"/>
           <w:rtl w:val="false"/>
         </w:rPr>
-        <w:t xml:space="preserve">Led a team of 5 backend engineers developing a transactional email service. [email-team]</w:t>
+        <w:t xml:space="preserve">Led a team of five backend engineers developing a transactional email service.</w:t>
       </w:r>
     </w:p>
     <w:p>
@@ -685,24 +694,24 @@
           <w:szCs w:val="24"/>
           <w:rtl w:val="false"/>
         </w:rPr>
-        <w:t xml:space="preserve">Scaled the service to around 50 million emails per month. [email-scale]</w:t>
-      </w:r>
-    </w:p>
-    <w:p>
-      <w:pPr>
-        <w:bidi w:val="false"/>
-        <w:spacing w:after="120" w:before="120" w:line="259.20000000000005"/>
-        <w:jc w:val="left"/>
-      </w:pPr>
-      <w:r>
-        <w:rPr>
-          <w:rFonts w:ascii="Aptos" w:cs="Aptos" w:eastAsia="Aptos" w:hAnsi="Aptos"/>
-          <w:color w:val="000000"/>
-          <w:sz w:val="24"/>
-          <w:szCs w:val="24"/>
-          <w:rtl w:val="false"/>
-        </w:rPr>
-        <w:t xml:space="preserve">Technologies: transactional email service.</w:t>
+        <w:t xml:space="preserve">Scaled the service to approximately 50 million emails per month while supporting production delivery at high volume.</w:t>
+      </w:r>
+    </w:p>
+    <w:p>
+      <w:pPr>
+        <w:bidi w:val="false"/>
+        <w:spacing w:after="120" w:before="120" w:line="259.20000000000005"/>
+        <w:jc w:val="left"/>
+      </w:pPr>
+      <w:r>
+        <w:rPr>
+          <w:rFonts w:ascii="Aptos" w:cs="Aptos" w:eastAsia="Aptos" w:hAnsi="Aptos"/>
+          <w:color w:val="000000"/>
+          <w:sz w:val="24"/>
+          <w:szCs w:val="24"/>
+          <w:rtl w:val="false"/>
+        </w:rPr>
+        <w:t xml:space="preserve">Technologies: PHP, Laravel, MySQL, Transactional email systems</w:t>
       </w:r>
     </w:p>
     <w:p>
@@ -739,7 +748,7 @@
           <w:szCs w:val="24"/>
           <w:rtl w:val="false"/>
         </w:rPr>
-        <w:t xml:space="preserve">MSc in Computer Science, National Technical University, Kharkiv, Ukraine, 2003–2008.</w:t>
+        <w:t xml:space="preserve">MSc in Computer Science, National Technical University, Kharkiv, Ukraine — 2003–2008</w:t>
       </w:r>
     </w:p>
     <w:p>
@@ -776,7 +785,28 @@
           <w:szCs w:val="24"/>
           <w:rtl w:val="false"/>
         </w:rPr>
-        <w:t xml:space="preserve">Ukrainian — native | English — Upper-intermediate (as recorded in the primary CV source)</w:t>
+        <w:t xml:space="preserve">Ukrainian — native</w:t>
+      </w:r>
+      <w:r>
+        <w:rPr>
+          <w:rFonts w:ascii="Aptos" w:cs="Aptos" w:eastAsia="Aptos" w:hAnsi="Aptos"/>
+          <w:color w:val="000000"/>
+          <w:sz w:val="24"/>
+          <w:szCs w:val="24"/>
+          <w:rtl w:val="false"/>
+        </w:rPr>
+        <w:t xml:space="preserve">
+</w:t>
+      </w:r>
+      <w:r>
+        <w:rPr>
+          <w:rFonts w:ascii="Aptos" w:cs="Aptos" w:eastAsia="Aptos" w:hAnsi="Aptos"/>
+          <w:color w:val="000000"/>
+          <w:sz w:val="24"/>
+          <w:szCs w:val="24"/>
+          <w:rtl w:val="false"/>
+        </w:rPr>
+        <w:t xml:space="preserve">English — upper-intermediate</w:t>
       </w:r>
     </w:p>
     <w:sectPr>
